--- a/apps/doc-engine/templates/alimony-poc.docx
+++ b/apps/doc-engine/templates/alimony-poc.docx
@@ -24485,10 +24485,212 @@
 <b:Sources xmlns:b="http://schemas.openxmlformats.org/officeDocument/2006/bibliography" xmlns="http://schemas.openxmlformats.org/officeDocument/2006/bibliography" SelectedStyle="/APA.XSL" StyleName="APA"/>
 </file>
 
+<file path=customXml/item2.xml><?xml version="1.0" encoding="utf-8"?>
+<serviceMeta xmlns="urn:legal-ai:service-meta:1"><![CDATA[{
+ "$comment": "Word-authored service metadata. PoC: sidecar next to the .docx. Target: this exact blob lives INSIDE alimony-poc.docx at customXml/item1.xml, written by the Word add-in task pane. Field ids/labels/options are reused verbatim from the live `alimony` service so the PoC is realistic.",
+ "schema_version": 1,
+ "service": {
+  "slug": "alimony-poc",
+  "title": "Аліменти (Word-PoC)",
+  "subtitle": "Демо: услуга, зібрана з Word-шаблону",
+  "description": "PoC: послуга, згенерована з Word-шаблону (docxtpl) через міст word-to-service. Не для продакшену.",
+  "category": "family",
+  "icon": "📄",
+  "price": 0
+ },
+ "tabs": [
+  {
+   "id": "plaintiff",
+   "label": "Позивач"
+  },
+  {
+   "id": "defendant",
+   "label": "Відповідач"
+  },
+  {
+   "id": "family",
+   "label": "Діти"
+  },
+  {
+   "id": "alimony",
+   "label": "Аліменти"
+  }
+ ],
+ "fields": [
+  {
+   "id": "last_name",
+   "tab": "plaintiff",
+   "type": "text",
+   "label": "Прізвище",
+   "required": true,
+   "validation": "name"
+  },
+  {
+   "id": "first_name",
+   "tab": "plaintiff",
+   "type": "text",
+   "label": "Ім'я",
+   "required": true,
+   "validation": "name"
+  },
+  {
+   "id": "middle_name",
+   "tab": "plaintiff",
+   "type": "text",
+   "label": "По батькові",
+   "required": true,
+   "validation": "name"
+  },
+  {
+   "id": "birth_date",
+   "tab": "plaintiff",
+   "type": "date",
+   "label": "Дата народження",
+   "required": true
+  },
+  {
+   "id": "registered_address",
+   "tab": "plaintiff",
+   "type": "text",
+   "label": "Адреса реєстрації",
+   "required": true,
+   "hint": "Адреса зазначена в паспорті як місце реєстрації."
+  },
+  {
+   "id": "defendant_last_name",
+   "tab": "defendant",
+   "type": "text",
+   "label": "Прізвище",
+   "required": true,
+   "validation": "name"
+  },
+  {
+   "id": "defendant_first_name",
+   "tab": "defendant",
+   "type": "text",
+   "label": "Ім'я",
+   "required": true,
+   "validation": "name"
+  },
+  {
+   "id": "defendant_middle_name",
+   "tab": "defendant",
+   "type": "text",
+   "label": "По батькові",
+   "required": true,
+   "validation": "name"
+  },
+  {
+   "id": "defendant_registered_address",
+   "tab": "defendant",
+   "type": "text",
+   "label": "Адреса реєстрації відповідача",
+   "required": true
+  },
+  {
+   "id": "children_details",
+   "tab": "family",
+   "type": "textarea",
+   "label": "Дані про дітей",
+   "required": true,
+   "hint": "Кожна дитина — окремий рядок. Формат: ПІБ, дата народження, свідоцтво № ... від ..."
+  },
+  {
+   "id": "abandonment_date",
+   "tab": "family",
+   "type": "date",
+   "label": "З якої дати відповідач не утримує дитину",
+   "required": true,
+   "hint": "Вкажіть приблизну дату, з якої відповідач перестав надавати фінансову допомогу."
+  },
+  {
+   "id": "alimony_type",
+   "tab": "alimony",
+   "type": "choice",
+   "label": "Форма стягнення аліментів",
+   "required": true,
+   "options": [
+    {
+     "value": "percent",
+     "label": "Частка від заробітку (1/4, 1/3 або 1/2)"
+    },
+    {
+     "value": "fixed",
+     "label": "Тверда грошова сума (фіксована)"
+    }
+   ],
+   "hint": "% від доходу — автоматично розраховується судом. Фіксована сума — зручна якщо дохід відповідача нерегулярний або невідомий."
+  },
+  {
+   "id": "alimony_fixed_amount",
+   "tab": "alimony",
+   "type": "text",
+   "label": "Сума аліментів (грн/місяць)",
+   "required": false,
+   "show_if": {
+    "field": "alimony_type",
+    "operator": "==",
+    "value": "fixed"
+   },
+   "hint": "Вкажіть бажану суму. Не менше 50% прожиткового мінімуму для дитини."
+  },
+  {
+   "id": "alimony_start_date",
+   "tab": "alimony",
+   "type": "date",
+   "label": "Дата подачі позову (з якої стягувати)",
+   "required": true,
+   "hint": "Зазвичай — сьогоднішня дата. Аліменти стягуються починаючи з дати подачі позову."
+  },
+  {
+   "id": "defendant_employed",
+   "tab": "alimony",
+   "type": "choice",
+   "label": "Чи працевлаштований відповідач?",
+   "required": true,
+   "options": [
+    {
+     "value": "yes",
+     "label": "Так, офіційно працевлаштований"
+    },
+    {
+     "value": "no",
+     "label": "Ні, не працевлаштований"
+    },
+    {
+     "value": "unknown",
+     "label": "Невідомо"
+    }
+   ]
+  },
+  {
+   "id": "defendant_employer",
+   "tab": "alimony",
+   "type": "text",
+   "label": "Місце роботи відповідача",
+   "required": false,
+   "show_if": {
+    "field": "defendant_employed",
+    "operator": "==",
+    "value": "yes"
+   }
+  }
+ ]
+}]]></serviceMeta>
+</file>
+
 <file path=customXml/itemProps1.xml><?xml version="1.0" encoding="utf-8"?>
 <ds:datastoreItem xmlns:ds="http://schemas.openxmlformats.org/officeDocument/2006/customXml" ds:itemID="{EF278816-EC6F-A645-907D-7F25AECB1D4A}">
   <ds:schemaRefs>
     <ds:schemaRef ds:uri="http://schemas.openxmlformats.org/officeDocument/2006/bibliography"/>
   </ds:schemaRefs>
 </ds:datastoreItem>
+</file>
+
+<file path=customXml/itemProps2.xml><?xml version="1.0" encoding="utf-8"?>
+<ds:datastoreItem xmlns:ds="http://schemas.openxmlformats.org/officeDocument/2006/customXml" ds:itemID="{5C4A1B2E-0000-4000-8000-000000000002}">
+  <ds:schemaRefs>
+    <ds:schemaRef ds:uri="urn:legal-ai:service-meta:1"/>
+  </ds:schemaRefs>
+</ds:datastoreItem>
 </file>